--- a/source-multichoice/build/es-software-formatos-imagen-5.docx
+++ b/source-multichoice/build/es-software-formatos-imagen-5.docx
@@ -25,6 +25,16 @@
       <w:r>
         <w:t>a)</w:t>
         <w:tab/>
+        <w:t>Graphics Format Interchange.</w:t>
+      </w:r>
+    </w:p>
+    <w:p>
+      <w:pPr>
+        <w:pStyle w:val="Choice"/>
+      </w:pPr>
+      <w:r>
+        <w:t>b)</w:t>
+        <w:tab/>
         <w:t>Global Internet Framework.</w:t>
       </w:r>
     </w:p>
@@ -33,33 +43,23 @@
         <w:pStyle w:val="Choice"/>
       </w:pPr>
       <w:r>
-        <w:t>b)</w:t>
+        <w:t>c)</w:t>
+        <w:tab/>
+        <w:t>Grouped Image File.</w:t>
+      </w:r>
+    </w:p>
+    <w:p>
+      <w:pPr>
+        <w:pStyle w:val="Choice"/>
+      </w:pPr>
+      <w:r>
+        <w:t>d)</w:t>
         <w:tab/>
         <w:t>Graphics Image Format.</w:t>
       </w:r>
     </w:p>
     <w:p>
       <w:pPr>
-        <w:pStyle w:val="Choice"/>
-      </w:pPr>
-      <w:r>
-        <w:t>c)</w:t>
-        <w:tab/>
-        <w:t>Graphics Format Interchange.</w:t>
-      </w:r>
-    </w:p>
-    <w:p>
-      <w:pPr>
-        <w:pStyle w:val="Choice"/>
-      </w:pPr>
-      <w:r>
-        <w:t>d)</w:t>
-        <w:tab/>
-        <w:t>Grouped Image File.</w:t>
-      </w:r>
-    </w:p>
-    <w:p>
-      <w:pPr>
         <w:pStyle w:val="ListNumber"/>
       </w:pPr>
       <w:r>
@@ -73,7 +73,7 @@
       <w:r>
         <w:t>a)</w:t>
         <w:tab/>
-        <w:t>IBM.</w:t>
+        <w:t>Microsoft.</w:t>
       </w:r>
     </w:p>
     <w:p>
@@ -93,7 +93,7 @@
       <w:r>
         <w:t>c)</w:t>
         <w:tab/>
-        <w:t>Microsoft.</w:t>
+        <w:t>Apple.</w:t>
       </w:r>
     </w:p>
     <w:p>
@@ -103,7 +103,7 @@
       <w:r>
         <w:t>d)</w:t>
         <w:tab/>
-        <w:t>Apple.</w:t>
+        <w:t>IBM.</w:t>
       </w:r>
     </w:p>
     <w:p>
@@ -121,7 +121,7 @@
       <w:r>
         <w:t>a)</w:t>
         <w:tab/>
-        <w:t>Porque tiene capacidad para representar millones de colores.</w:t>
+        <w:t>Porque tiene un amplio soporte y compatibilidad.</w:t>
       </w:r>
     </w:p>
     <w:p>
@@ -141,7 +141,7 @@
       <w:r>
         <w:t>c)</w:t>
         <w:tab/>
-        <w:t>Porque tiene un amplio soporte y compatibilidad.</w:t>
+        <w:t>Porque tiene funcionalidades avanzadas de edición.</w:t>
       </w:r>
     </w:p>
     <w:p>
@@ -151,7 +151,7 @@
       <w:r>
         <w:t>d)</w:t>
         <w:tab/>
-        <w:t>Porque tiene funcionalidades avanzadas de edición.</w:t>
+        <w:t>Porque tiene capacidad para representar millones de colores.</w:t>
       </w:r>
     </w:p>
     <w:p>
@@ -169,6 +169,16 @@
       <w:r>
         <w:t>a)</w:t>
         <w:tab/>
+        <w:t>Puede guardar imágenes en movimiento o animaciones.</w:t>
+      </w:r>
+    </w:p>
+    <w:p>
+      <w:pPr>
+        <w:pStyle w:val="Choice"/>
+      </w:pPr>
+      <w:r>
+        <w:t>b)</w:t>
+        <w:tab/>
         <w:t>Ofrece una amplia paleta de colores.</w:t>
       </w:r>
     </w:p>
@@ -177,33 +187,23 @@
         <w:pStyle w:val="Choice"/>
       </w:pPr>
       <w:r>
-        <w:t>b)</w:t>
+        <w:t>c)</w:t>
+        <w:tab/>
+        <w:t>Tiene una alta resolución.</w:t>
+      </w:r>
+    </w:p>
+    <w:p>
+      <w:pPr>
+        <w:pStyle w:val="Choice"/>
+      </w:pPr>
+      <w:r>
+        <w:t>d)</w:t>
         <w:tab/>
         <w:t>No soporta transparencias en imágenes fijas.</w:t>
       </w:r>
     </w:p>
     <w:p>
       <w:pPr>
-        <w:pStyle w:val="Choice"/>
-      </w:pPr>
-      <w:r>
-        <w:t>c)</w:t>
-        <w:tab/>
-        <w:t>Puede guardar imágenes en movimiento o animaciones.</w:t>
-      </w:r>
-    </w:p>
-    <w:p>
-      <w:pPr>
-        <w:pStyle w:val="Choice"/>
-      </w:pPr>
-      <w:r>
-        <w:t>d)</w:t>
-        <w:tab/>
-        <w:t>Tiene una alta resolución.</w:t>
-      </w:r>
-    </w:p>
-    <w:p>
-      <w:pPr>
         <w:pStyle w:val="ListNumber"/>
       </w:pPr>
       <w:r>
@@ -217,7 +217,7 @@
       <w:r>
         <w:t>a)</w:t>
         <w:tab/>
-        <w:t>Debido a su falta de soporte para animaciones.</w:t>
+        <w:t>Por su incompatibilidad con videos.</w:t>
       </w:r>
     </w:p>
     <w:p>
@@ -226,6 +226,16 @@
       </w:pPr>
       <w:r>
         <w:t>b)</w:t>
+        <w:tab/>
+        <w:t>Debido a que el formato solo maneja 256 colores.</w:t>
+      </w:r>
+    </w:p>
+    <w:p>
+      <w:pPr>
+        <w:pStyle w:val="Choice"/>
+      </w:pPr>
+      <w:r>
+        <w:t>c)</w:t>
         <w:tab/>
         <w:t>Por limitaciones en el tamaño de archivo.</w:t>
       </w:r>
@@ -235,19 +245,9 @@
         <w:pStyle w:val="Choice"/>
       </w:pPr>
       <w:r>
-        <w:t>c)</w:t>
-        <w:tab/>
-        <w:t>Por su incompatibilidad con videos.</w:t>
-      </w:r>
-    </w:p>
-    <w:p>
-      <w:pPr>
-        <w:pStyle w:val="Choice"/>
-      </w:pPr>
-      <w:r>
         <w:t>d)</w:t>
         <w:tab/>
-        <w:t>Debido a que el formato solo maneja 256 colores.</w:t>
+        <w:t>Debido a su falta de soporte para animaciones.</w:t>
       </w:r>
     </w:p>
     <w:p>
@@ -265,7 +265,7 @@
       <w:r>
         <w:t>a)</w:t>
         <w:tab/>
-        <w:t>Soporta colores CMYK.</w:t>
+        <w:t>Solo puede manejar una paleta de 256 colores.</w:t>
       </w:r>
     </w:p>
     <w:p>
@@ -275,7 +275,7 @@
       <w:r>
         <w:t>b)</w:t>
         <w:tab/>
-        <w:t>Solo puede manejar una paleta de 256 colores.</w:t>
+        <w:t>Soporta colores CMYK.</w:t>
       </w:r>
     </w:p>
     <w:p>
@@ -313,6 +313,16 @@
       <w:r>
         <w:t>a)</w:t>
         <w:tab/>
+        <w:t>PNG.</w:t>
+      </w:r>
+    </w:p>
+    <w:p>
+      <w:pPr>
+        <w:pStyle w:val="Choice"/>
+      </w:pPr>
+      <w:r>
+        <w:t>b)</w:t>
+        <w:tab/>
         <w:t>BMP.</w:t>
       </w:r>
     </w:p>
@@ -321,19 +331,9 @@
         <w:pStyle w:val="Choice"/>
       </w:pPr>
       <w:r>
-        <w:t>b)</w:t>
+        <w:t>c)</w:t>
         <w:tab/>
         <w:t>TIFF.</w:t>
-      </w:r>
-    </w:p>
-    <w:p>
-      <w:pPr>
-        <w:pStyle w:val="Choice"/>
-      </w:pPr>
-      <w:r>
-        <w:t>c)</w:t>
-        <w:tab/>
-        <w:t>PNG.</w:t>
       </w:r>
     </w:p>
     <w:p>
@@ -361,7 +361,7 @@
       <w:r>
         <w:t>a)</w:t>
         <w:tab/>
-        <w:t>Almacenar imágenes estáticas de alta calidad y resolución.</w:t>
+        <w:t>Crear videos de larga duración.</w:t>
       </w:r>
     </w:p>
     <w:p>
@@ -371,7 +371,7 @@
       <w:r>
         <w:t>b)</w:t>
         <w:tab/>
-        <w:t>Crear videos de larga duración.</w:t>
+        <w:t>Almacenar dibujos y animaciones con o sin transparencia.</w:t>
       </w:r>
     </w:p>
     <w:p>
@@ -391,7 +391,7 @@
       <w:r>
         <w:t>d)</w:t>
         <w:tab/>
-        <w:t>Almacenar dibujos y animaciones con o sin transparencia.</w:t>
+        <w:t>Almacenar imágenes estáticas de alta calidad y resolución.</w:t>
       </w:r>
     </w:p>
     <w:p>
@@ -419,7 +419,7 @@
       <w:r>
         <w:t>b)</w:t>
         <w:tab/>
-        <w:t>Tagged Image File Format.</w:t>
+        <w:t>Text Image Formatting Framework.</w:t>
       </w:r>
     </w:p>
     <w:p>
@@ -429,7 +429,7 @@
       <w:r>
         <w:t>c)</w:t>
         <w:tab/>
-        <w:t>Text Image Formatting Framework.</w:t>
+        <w:t>Tagged Image File Format.</w:t>
       </w:r>
     </w:p>
     <w:p>
@@ -457,6 +457,16 @@
       <w:r>
         <w:t>a)</w:t>
         <w:tab/>
+        <w:t>1985.</w:t>
+      </w:r>
+    </w:p>
+    <w:p>
+      <w:pPr>
+        <w:pStyle w:val="Choice"/>
+      </w:pPr>
+      <w:r>
+        <w:t>b)</w:t>
+        <w:tab/>
         <w:t>1992.</w:t>
       </w:r>
     </w:p>
@@ -465,19 +475,9 @@
         <w:pStyle w:val="Choice"/>
       </w:pPr>
       <w:r>
-        <w:t>b)</w:t>
+        <w:t>c)</w:t>
         <w:tab/>
         <w:t>2000.</w:t>
-      </w:r>
-    </w:p>
-    <w:p>
-      <w:pPr>
-        <w:pStyle w:val="Choice"/>
-      </w:pPr>
-      <w:r>
-        <w:t>c)</w:t>
-        <w:tab/>
-        <w:t>1985.</w:t>
       </w:r>
     </w:p>
     <w:p>
@@ -515,16 +515,6 @@
       <w:r>
         <w:t>b)</w:t>
         <w:tab/>
-        <w:t>Industria gráfica y fotografía profesional.</w:t>
-      </w:r>
-    </w:p>
-    <w:p>
-      <w:pPr>
-        <w:pStyle w:val="Choice"/>
-      </w:pPr>
-      <w:r>
-        <w:t>c)</w:t>
-        <w:tab/>
         <w:t>Programación y desarrollo web.</w:t>
       </w:r>
     </w:p>
@@ -533,9 +523,19 @@
         <w:pStyle w:val="Choice"/>
       </w:pPr>
       <w:r>
+        <w:t>c)</w:t>
+        <w:tab/>
+        <w:t>Uso doméstico y redes sociales.</w:t>
+      </w:r>
+    </w:p>
+    <w:p>
+      <w:pPr>
+        <w:pStyle w:val="Choice"/>
+      </w:pPr>
+      <w:r>
         <w:t>d)</w:t>
         <w:tab/>
-        <w:t>Uso doméstico y redes sociales.</w:t>
+        <w:t>Industria gráfica y fotografía profesional.</w:t>
       </w:r>
     </w:p>
     <w:p>
@@ -563,7 +563,7 @@
       <w:r>
         <w:t>b)</w:t>
         <w:tab/>
-        <w:t>Mucha memoria, especialmente si se utiliza mucha profundidad de color.</w:t>
+        <w:t>Poca memoria porque tiene una compresión muy eficiente con pérdida de calidad.</w:t>
       </w:r>
     </w:p>
     <w:p>
@@ -583,7 +583,7 @@
       <w:r>
         <w:t>d)</w:t>
         <w:tab/>
-        <w:t>Poca memoria porque tiene una compresión muy eficiente con pérdida de calidad.</w:t>
+        <w:t>Mucha memoria, especialmente si se utiliza mucha profundidad de color.</w:t>
       </w:r>
     </w:p>
     <w:p>
@@ -601,6 +601,16 @@
       <w:r>
         <w:t>a)</w:t>
         <w:tab/>
+        <w:t>Compresión con pérdidas mínimas.</w:t>
+      </w:r>
+    </w:p>
+    <w:p>
+      <w:pPr>
+        <w:pStyle w:val="Choice"/>
+      </w:pPr>
+      <w:r>
+        <w:t>b)</w:t>
+        <w:tab/>
         <w:t>Alta compresión para imágenes grandes.</w:t>
       </w:r>
     </w:p>
@@ -609,33 +619,23 @@
         <w:pStyle w:val="Choice"/>
       </w:pPr>
       <w:r>
-        <w:t>b)</w:t>
+        <w:t>c)</w:t>
+        <w:tab/>
+        <w:t>Baja calidad en la edición fotográfica.</w:t>
+      </w:r>
+    </w:p>
+    <w:p>
+      <w:pPr>
+        <w:pStyle w:val="Choice"/>
+      </w:pPr>
+      <w:r>
+        <w:t>d)</w:t>
         <w:tab/>
         <w:t>Compresión sin pérdidas.</w:t>
       </w:r>
     </w:p>
     <w:p>
       <w:pPr>
-        <w:pStyle w:val="Choice"/>
-      </w:pPr>
-      <w:r>
-        <w:t>c)</w:t>
-        <w:tab/>
-        <w:t>Compresión con pérdidas mínimas.</w:t>
-      </w:r>
-    </w:p>
-    <w:p>
-      <w:pPr>
-        <w:pStyle w:val="Choice"/>
-      </w:pPr>
-      <w:r>
-        <w:t>d)</w:t>
-        <w:tab/>
-        <w:t>Baja calidad en la edición fotográfica.</w:t>
-      </w:r>
-    </w:p>
-    <w:p>
-      <w:pPr>
         <w:pStyle w:val="ListNumber"/>
       </w:pPr>
       <w:r>
@@ -649,7 +649,7 @@
       <w:r>
         <w:t>a)</w:t>
         <w:tab/>
-        <w:t>Edición fotográfica profesional y fotografía científica.</w:t>
+        <w:t>Programación y desarrollo de videojuegos tanto para consolas como para PC.</w:t>
       </w:r>
     </w:p>
     <w:p>
@@ -659,7 +659,7 @@
       <w:r>
         <w:t>b)</w:t>
         <w:tab/>
-        <w:t>Programación y desarrollo de videojuegos tanto para consolas como para PC.</w:t>
+        <w:t>Edición fotográfica profesional y fotografía científica.</w:t>
       </w:r>
     </w:p>
     <w:p>
@@ -697,7 +697,7 @@
       <w:r>
         <w:t>a)</w:t>
         <w:tab/>
-        <w:t>Sin pérdidas.</w:t>
+        <w:t>Alta compresión para ahorrar espacio.</w:t>
       </w:r>
     </w:p>
     <w:p>
@@ -707,7 +707,7 @@
       <w:r>
         <w:t>b)</w:t>
         <w:tab/>
-        <w:t>Con pérdidas mínimas.</w:t>
+        <w:t>Sin pérdidas.</w:t>
       </w:r>
     </w:p>
     <w:p>
@@ -727,7 +727,7 @@
       <w:r>
         <w:t>d)</w:t>
         <w:tab/>
-        <w:t>Alta compresión para ahorrar espacio.</w:t>
+        <w:t>Con pérdidas mínimas.</w:t>
       </w:r>
     </w:p>
     <w:p>
@@ -745,7 +745,7 @@
       <w:r>
         <w:t>a)</w:t>
         <w:tab/>
-        <w:t>Un formato de compresión para imágenes en línea.</w:t>
+        <w:t>Un estándar para imágenes en redes sociales.</w:t>
       </w:r>
     </w:p>
     <w:p>
@@ -765,7 +765,7 @@
       <w:r>
         <w:t>c)</w:t>
         <w:tab/>
-        <w:t>Formatos utilizados por cámaras fotográficas profesionales para guardar imágenes sin pérdidas.</w:t>
+        <w:t>Un formato de compresión para imágenes en línea.</w:t>
       </w:r>
     </w:p>
     <w:p>
@@ -775,7 +775,7 @@
       <w:r>
         <w:t>d)</w:t>
         <w:tab/>
-        <w:t>Un estándar para imágenes en redes sociales.</w:t>
+        <w:t>Formatos utilizados por cámaras fotográficas profesionales para guardar imágenes sin pérdidas.</w:t>
       </w:r>
     </w:p>
     <w:p>
@@ -793,6 +793,16 @@
       <w:r>
         <w:t>a)</w:t>
         <w:tab/>
+        <w:t>Uso de paletas de colores reducida y compresión con pérdidas.</w:t>
+      </w:r>
+    </w:p>
+    <w:p>
+      <w:pPr>
+        <w:pStyle w:val="Choice"/>
+      </w:pPr>
+      <w:r>
+        <w:t>b)</w:t>
+        <w:tab/>
         <w:t>Gran profundidad de color y almacenamiento sin pérdidas.</w:t>
       </w:r>
     </w:p>
@@ -801,7 +811,7 @@
         <w:pStyle w:val="Choice"/>
       </w:pPr>
       <w:r>
-        <w:t>b)</w:t>
+        <w:t>c)</w:t>
         <w:tab/>
         <w:t>Alta velocidad de transferencia de archivos.</w:t>
       </w:r>
@@ -811,19 +821,9 @@
         <w:pStyle w:val="Choice"/>
       </w:pPr>
       <w:r>
-        <w:t>c)</w:t>
+        <w:t>d)</w:t>
         <w:tab/>
         <w:t>Compresión eficiente y bajo consumo de memoria.</w:t>
-      </w:r>
-    </w:p>
-    <w:p>
-      <w:pPr>
-        <w:pStyle w:val="Choice"/>
-      </w:pPr>
-      <w:r>
-        <w:t>d)</w:t>
-        <w:tab/>
-        <w:t>Uso de paletas de colores reducida y compresión con pérdidas.</w:t>
       </w:r>
     </w:p>
     <w:p>
@@ -889,7 +889,7 @@
       <w:r>
         <w:t>a)</w:t>
         <w:tab/>
-        <w:t>Ajustar la luminosidad sin perder calidad.</w:t>
+        <w:t>Reducir el tamaño de archivo de la imagen.</w:t>
       </w:r>
     </w:p>
     <w:p>
@@ -898,6 +898,16 @@
       </w:pPr>
       <w:r>
         <w:t>b)</w:t>
+        <w:tab/>
+        <w:t>Cambiar el formato de color de la imagen.</w:t>
+      </w:r>
+    </w:p>
+    <w:p>
+      <w:pPr>
+        <w:pStyle w:val="Choice"/>
+      </w:pPr>
+      <w:r>
+        <w:t>c)</w:t>
         <w:tab/>
         <w:t>Aplicar filtros artísticos a las imágenes.</w:t>
       </w:r>
@@ -907,19 +917,9 @@
         <w:pStyle w:val="Choice"/>
       </w:pPr>
       <w:r>
-        <w:t>c)</w:t>
-        <w:tab/>
-        <w:t>Cambiar el formato de color de la imagen.</w:t>
-      </w:r>
-    </w:p>
-    <w:p>
-      <w:pPr>
-        <w:pStyle w:val="Choice"/>
-      </w:pPr>
-      <w:r>
         <w:t>d)</w:t>
         <w:tab/>
-        <w:t>Reducir el tamaño de archivo de la imagen.</w:t>
+        <w:t>Ajustar la luminosidad sin perder calidad.</w:t>
       </w:r>
     </w:p>
     <w:p>
@@ -985,7 +985,7 @@
       <w:r>
         <w:t>a)</w:t>
         <w:tab/>
-        <w:t>Porque tienen mayor profundidad de color.</w:t>
+        <w:t>Porque utilizan compresión sin pérdidas.</w:t>
       </w:r>
     </w:p>
     <w:p>
@@ -994,16 +994,6 @@
       </w:pPr>
       <w:r>
         <w:t>b)</w:t>
-        <w:tab/>
-        <w:t>Porque se almacenan sin pérdidas y tienen mayor profundidad de color.</w:t>
-      </w:r>
-    </w:p>
-    <w:p>
-      <w:pPr>
-        <w:pStyle w:val="Choice"/>
-      </w:pPr>
-      <w:r>
-        <w:t>c)</w:t>
         <w:tab/>
         <w:t>En realidad el formato RAW ocupa menos espacio que el formato JPEG.</w:t>
       </w:r>
@@ -1013,9 +1003,19 @@
         <w:pStyle w:val="Choice"/>
       </w:pPr>
       <w:r>
+        <w:t>c)</w:t>
+        <w:tab/>
+        <w:t>Porque tienen mayor profundidad de color.</w:t>
+      </w:r>
+    </w:p>
+    <w:p>
+      <w:pPr>
+        <w:pStyle w:val="Choice"/>
+      </w:pPr>
+      <w:r>
         <w:t>d)</w:t>
         <w:tab/>
-        <w:t>Porque utilizan compresión sin pérdidas.</w:t>
+        <w:t>Porque se almacenan sin pérdidas y tienen mayor profundidad de color.</w:t>
       </w:r>
     </w:p>
     <w:p>
@@ -1053,7 +1053,7 @@
       <w:r>
         <w:t>c)</w:t>
         <w:tab/>
-        <w:t>Limita las posibilidades de edición.</w:t>
+        <w:t>Permite ajustarlos sin perder calidad en el resultado final.</w:t>
       </w:r>
     </w:p>
     <w:p>
@@ -1063,7 +1063,7 @@
       <w:r>
         <w:t>d)</w:t>
         <w:tab/>
-        <w:t>Permite ajustarlos sin perder calidad en el resultado final.</w:t>
+        <w:t>Limita las posibilidades de edición.</w:t>
       </w:r>
     </w:p>
     <w:p>
@@ -1081,16 +1081,6 @@
       <w:r>
         <w:t>a)</w:t>
         <w:tab/>
-        <w:t>Mejorar la velocidad de captura de las cámaras fotográficas.</w:t>
-      </w:r>
-    </w:p>
-    <w:p>
-      <w:pPr>
-        <w:pStyle w:val="Choice"/>
-      </w:pPr>
-      <w:r>
-        <w:t>b)</w:t>
-        <w:tab/>
         <w:t>Comprimir las imágenes para ahorrar espacio de almacenamiento.</w:t>
       </w:r>
     </w:p>
@@ -1099,9 +1089,19 @@
         <w:pStyle w:val="Choice"/>
       </w:pPr>
       <w:r>
+        <w:t>b)</w:t>
+        <w:tab/>
+        <w:t>Guardar las imágenes tal y como fueron captadas por el sensor de la cámara.</w:t>
+      </w:r>
+    </w:p>
+    <w:p>
+      <w:pPr>
+        <w:pStyle w:val="Choice"/>
+      </w:pPr>
+      <w:r>
         <w:t>c)</w:t>
         <w:tab/>
-        <w:t>Guardar las imágenes tal y como fueron captadas por el sensor de la cámara.</w:t>
+        <w:t>Mejorar la velocidad de captura de las cámaras fotográficas.</w:t>
       </w:r>
     </w:p>
     <w:p>
@@ -1129,7 +1129,7 @@
       <w:r>
         <w:t>a)</w:t>
         <w:tab/>
-        <w:t>Por las limitaciones que tiene en la profundidad de color.</w:t>
+        <w:t>Por el tamaño excesivo de los archivos almacenados.</w:t>
       </w:r>
     </w:p>
     <w:p>
@@ -1149,7 +1149,7 @@
       <w:r>
         <w:t>c)</w:t>
         <w:tab/>
-        <w:t>Por la falta de estandarización entre fabricantes.</w:t>
+        <w:t>Por las limitaciones que tiene en la profundidad de color.</w:t>
       </w:r>
     </w:p>
     <w:p>
@@ -1159,7 +1159,7 @@
       <w:r>
         <w:t>d)</w:t>
         <w:tab/>
-        <w:t>Por el tamaño excesivo de los archivos almacenados.</w:t>
+        <w:t>Por la falta de estandarización entre fabricantes.</w:t>
       </w:r>
     </w:p>
     <w:p>
@@ -1177,16 +1177,6 @@
       <w:r>
         <w:t>a)</w:t>
         <w:tab/>
-        <w:t>Utilizar el formato GIF</w:t>
-      </w:r>
-    </w:p>
-    <w:p>
-      <w:pPr>
-        <w:pStyle w:val="Choice"/>
-      </w:pPr>
-      <w:r>
-        <w:t>b)</w:t>
-        <w:tab/>
         <w:t>Utilizar el formato PNG</w:t>
       </w:r>
     </w:p>
@@ -1195,9 +1185,19 @@
         <w:pStyle w:val="Choice"/>
       </w:pPr>
       <w:r>
+        <w:t>b)</w:t>
+        <w:tab/>
+        <w:t>Utilizar ambos formatos por igual</w:t>
+      </w:r>
+    </w:p>
+    <w:p>
+      <w:pPr>
+        <w:pStyle w:val="Choice"/>
+      </w:pPr>
+      <w:r>
         <w:t>c)</w:t>
         <w:tab/>
-        <w:t>Utilizar ambos formatos por igual</w:t>
+        <w:t>Utilizar el formato GIF</w:t>
       </w:r>
     </w:p>
     <w:p>
@@ -1235,7 +1235,7 @@
       <w:r>
         <w:t>b)</w:t>
         <w:tab/>
-        <w:t>Menor tamaño y menor calidad</w:t>
+        <w:t>Mayor tamaño y mejor calidad</w:t>
       </w:r>
     </w:p>
     <w:p>
@@ -1255,7 +1255,7 @@
       <w:r>
         <w:t>d)</w:t>
         <w:tab/>
-        <w:t>Mayor tamaño y mejor calidad</w:t>
+        <w:t>Menor tamaño y menor calidad</w:t>
       </w:r>
     </w:p>
     <w:p>
@@ -1273,16 +1273,6 @@
       <w:r>
         <w:t>a)</w:t>
         <w:tab/>
-        <w:t>BMP.</w:t>
-      </w:r>
-    </w:p>
-    <w:p>
-      <w:pPr>
-        <w:pStyle w:val="Choice"/>
-      </w:pPr>
-      <w:r>
-        <w:t>b)</w:t>
-        <w:tab/>
         <w:t>PNG.</w:t>
       </w:r>
     </w:p>
@@ -1291,9 +1281,19 @@
         <w:pStyle w:val="Choice"/>
       </w:pPr>
       <w:r>
+        <w:t>b)</w:t>
+        <w:tab/>
+        <w:t>GIF.</w:t>
+      </w:r>
+    </w:p>
+    <w:p>
+      <w:pPr>
+        <w:pStyle w:val="Choice"/>
+      </w:pPr>
+      <w:r>
         <w:t>c)</w:t>
         <w:tab/>
-        <w:t>GIF.</w:t>
+        <w:t>BMP.</w:t>
       </w:r>
     </w:p>
     <w:p>
@@ -1321,16 +1321,6 @@
       <w:r>
         <w:t>a)</w:t>
         <w:tab/>
-        <w:t>Mayor tamaño y mejor calidad.</w:t>
-      </w:r>
-    </w:p>
-    <w:p>
-      <w:pPr>
-        <w:pStyle w:val="Choice"/>
-      </w:pPr>
-      <w:r>
-        <w:t>b)</w:t>
-        <w:tab/>
         <w:t>Mayor tamaño y calidad semejante.</w:t>
       </w:r>
     </w:p>
@@ -1339,7 +1329,7 @@
         <w:pStyle w:val="Choice"/>
       </w:pPr>
       <w:r>
-        <w:t>c)</w:t>
+        <w:t>b)</w:t>
         <w:tab/>
         <w:t>Menor tamaño y calidad semejante.</w:t>
       </w:r>
@@ -1349,13 +1339,23 @@
         <w:pStyle w:val="Choice"/>
       </w:pPr>
       <w:r>
-        <w:t>d)</w:t>
+        <w:t>c)</w:t>
         <w:tab/>
         <w:t>Menor tamaño y mejor calidad.</w:t>
       </w:r>
     </w:p>
     <w:p>
       <w:pPr>
+        <w:pStyle w:val="Choice"/>
+      </w:pPr>
+      <w:r>
+        <w:t>d)</w:t>
+        <w:tab/>
+        <w:t>Mayor tamaño y mejor calidad.</w:t>
+      </w:r>
+    </w:p>
+    <w:p>
+      <w:pPr>
         <w:pStyle w:val="ListNumber"/>
       </w:pPr>
       <w:r>
@@ -1369,16 +1369,6 @@
       <w:r>
         <w:t>a)</w:t>
         <w:tab/>
-        <w:t>La calidad será mayor y se apreciará a simple vista.</w:t>
-      </w:r>
-    </w:p>
-    <w:p>
-      <w:pPr>
-        <w:pStyle w:val="Choice"/>
-      </w:pPr>
-      <w:r>
-        <w:t>b)</w:t>
-        <w:tab/>
         <w:t>La calidad será siempre igual en todos los casos.</w:t>
       </w:r>
     </w:p>
@@ -1387,7 +1377,7 @@
         <w:pStyle w:val="Choice"/>
       </w:pPr>
       <w:r>
-        <w:t>c)</w:t>
+        <w:t>b)</w:t>
         <w:tab/>
         <w:t>La calidad será mayor solo en imágenes pequeñas.</w:t>
       </w:r>
@@ -1397,13 +1387,23 @@
         <w:pStyle w:val="Choice"/>
       </w:pPr>
       <w:r>
-        <w:t>d)</w:t>
+        <w:t>c)</w:t>
         <w:tab/>
         <w:t>La calidad será menor, pero no se apreciará a simple vista.</w:t>
       </w:r>
     </w:p>
     <w:p>
       <w:pPr>
+        <w:pStyle w:val="Choice"/>
+      </w:pPr>
+      <w:r>
+        <w:t>d)</w:t>
+        <w:tab/>
+        <w:t>La calidad será mayor y se apreciará a simple vista.</w:t>
+      </w:r>
+    </w:p>
+    <w:p>
+      <w:pPr>
         <w:pStyle w:val="ListNumber"/>
       </w:pPr>
       <w:r>
@@ -1417,7 +1417,7 @@
       <w:r>
         <w:t>a)</w:t>
         <w:tab/>
-        <w:t>Siempre será menor y se apreciará a simple vista.</w:t>
+        <w:t>Siempre, pero normalmente no se apreciará a simple vista.</w:t>
       </w:r>
     </w:p>
     <w:p>
@@ -1427,7 +1427,7 @@
       <w:r>
         <w:t>b)</w:t>
         <w:tab/>
-        <w:t>Siempre, pero normalmente no se apreciará a simple vista.</w:t>
+        <w:t>Siempre será menor y se apreciará a simple vista.</w:t>
       </w:r>
     </w:p>
     <w:p>
